--- a/docx/dynamic-code-docs/Invoke-IloRedfish.docx
+++ b/docx/dynamic-code-docs/Invoke-IloRedfish.docx
@@ -254,17 +254,7 @@
               <w:rPr>
                 <w:rStyle w:val="VerbatimChar"/>
               </w:rPr>
-              <w:t xml:space="preserve">-IloUser</w:t>
-            </w:r>
-            <w:r>
-              <w:t xml:space="preserve"> </w:t>
-            </w:r>
-            <w:r>
-              <w:rPr>
-                <w:i/>
-                <w:iCs/>
-              </w:rPr>
-              <w:t xml:space="preserve">(Aliases: -IloU)</w:t>
+              <w:t xml:space="preserve">-IloCredential</w:t>
             </w:r>
           </w:p>
         </w:tc>
@@ -275,7 +265,7 @@
               <w:pStyle w:val="Compact"/>
             </w:pPr>
             <w:r>
-              <w:t xml:space="preserve">iLO username. If omitted on a live run, prompted interactively. Never read from config or environment.</w:t>
+              <w:t xml:space="preserve">Direct iLO PSCredential fallback for unmanaged servers only. Managed OneView servers use OneView iLO SSO instead.</w:t>
             </w:r>
           </w:p>
         </w:tc>
@@ -291,17 +281,7 @@
               <w:rPr>
                 <w:rStyle w:val="VerbatimChar"/>
               </w:rPr>
-              <w:t xml:space="preserve">-IloPassword</w:t>
-            </w:r>
-            <w:r>
-              <w:t xml:space="preserve"> </w:t>
-            </w:r>
-            <w:r>
-              <w:rPr>
-                <w:i/>
-                <w:iCs/>
-              </w:rPr>
-              <w:t xml:space="preserve">(Aliases: -IloP)</w:t>
+              <w:t xml:space="preserve">-OneViewHost</w:t>
             </w:r>
           </w:p>
         </w:tc>
@@ -312,7 +292,34 @@
               <w:pStyle w:val="Compact"/>
             </w:pPr>
             <w:r>
-              <w:t xml:space="preserve">iLO password. If omitted on a live run, prompted interactively (secure input). Never read from config or environment.</w:t>
+              <w:t xml:space="preserve">OneView appliance associated with the active OneView session.</w:t>
+            </w:r>
+          </w:p>
+        </w:tc>
+      </w:tr>
+      <w:tr>
+        <w:tc>
+          <w:tcPr/>
+          <w:p>
+            <w:pPr>
+              <w:pStyle w:val="Compact"/>
+            </w:pPr>
+            <w:r>
+              <w:rPr>
+                <w:rStyle w:val="VerbatimChar"/>
+              </w:rPr>
+              <w:t xml:space="preserve">-OneViewServerName</w:t>
+            </w:r>
+          </w:p>
+        </w:tc>
+        <w:tc>
+          <w:tcPr/>
+          <w:p>
+            <w:pPr>
+              <w:pStyle w:val="Compact"/>
+            </w:pPr>
+            <w:r>
+              <w:t xml:space="preserve">Resolved OneView server-hardware name used to obtain the iLO SSO token.</w:t>
             </w:r>
           </w:p>
         </w:tc>
@@ -1232,16 +1239,28 @@
         <w:rPr>
           <w:rStyle w:val="NormalTok"/>
         </w:rPr>
-        <w:t xml:space="preserve"> IloUser</w:t>
-      </w:r>
-      <w:r>
-        <w:br/>
-      </w:r>
-      <w:r>
-        <w:rPr>
-          <w:rStyle w:val="NormalTok"/>
-        </w:rPr>
-        <w:t xml:space="preserve">        iLO username</w:t>
+        <w:t xml:space="preserve"> IloCredential</w:t>
+      </w:r>
+      <w:r>
+        <w:br/>
+      </w:r>
+      <w:r>
+        <w:rPr>
+          <w:rStyle w:val="NormalTok"/>
+        </w:rPr>
+        <w:t xml:space="preserve">        Direct iLO PSCredential fallback </w:t>
+      </w:r>
+      <w:r>
+        <w:rPr>
+          <w:rStyle w:val="ControlFlowTok"/>
+        </w:rPr>
+        <w:t xml:space="preserve">for</w:t>
+      </w:r>
+      <w:r>
+        <w:rPr>
+          <w:rStyle w:val="NormalTok"/>
+        </w:rPr>
+        <w:t xml:space="preserve"> unmanaged servers only</w:t>
       </w:r>
       <w:r>
         <w:rPr>
@@ -1253,31 +1272,16 @@
         <w:rPr>
           <w:rStyle w:val="NormalTok"/>
         </w:rPr>
-        <w:t xml:space="preserve"> </w:t>
-      </w:r>
-      <w:r>
-        <w:rPr>
-          <w:rStyle w:val="ControlFlowTok"/>
-        </w:rPr>
-        <w:t xml:space="preserve">If</w:t>
-      </w:r>
-      <w:r>
-        <w:rPr>
-          <w:rStyle w:val="NormalTok"/>
-        </w:rPr>
-        <w:t xml:space="preserve"> omitted on a live run</w:t>
-      </w:r>
-      <w:r>
-        <w:rPr>
-          <w:rStyle w:val="OperatorTok"/>
-        </w:rPr>
-        <w:t xml:space="preserve">,</w:t>
-      </w:r>
-      <w:r>
-        <w:rPr>
-          <w:rStyle w:val="NormalTok"/>
-        </w:rPr>
-        <w:t xml:space="preserve"> prompted interactively</w:t>
+        <w:t xml:space="preserve"> Managed</w:t>
+      </w:r>
+      <w:r>
+        <w:br/>
+      </w:r>
+      <w:r>
+        <w:rPr>
+          <w:rStyle w:val="NormalTok"/>
+        </w:rPr>
+        <w:t xml:space="preserve">        OneView servers use OneView iLO SSO instead</w:t>
       </w:r>
       <w:r>
         <w:rPr>
@@ -1286,31 +1290,16 @@
         <w:t xml:space="preserve">.</w:t>
       </w:r>
       <w:r>
-        <w:rPr>
-          <w:rStyle w:val="NormalTok"/>
-        </w:rPr>
-        <w:t xml:space="preserve"> Never</w:t>
-      </w:r>
-      <w:r>
-        <w:br/>
-      </w:r>
-      <w:r>
-        <w:rPr>
-          <w:rStyle w:val="NormalTok"/>
-        </w:rPr>
-        <w:t xml:space="preserve">        read </w:t>
-      </w:r>
-      <w:r>
-        <w:rPr>
-          <w:rStyle w:val="KeywordTok"/>
-        </w:rPr>
-        <w:t xml:space="preserve">from</w:t>
-      </w:r>
-      <w:r>
-        <w:rPr>
-          <w:rStyle w:val="NormalTok"/>
-        </w:rPr>
-        <w:t xml:space="preserve"> config or environment</w:t>
+        <w:br/>
+      </w:r>
+      <w:r>
+        <w:br/>
+      </w:r>
+      <w:r>
+        <w:rPr>
+          <w:rStyle w:val="NormalTok"/>
+        </w:rPr>
+        <w:t xml:space="preserve">    </w:t>
       </w:r>
       <w:r>
         <w:rPr>
@@ -1319,6 +1308,33 @@
         <w:t xml:space="preserve">.</w:t>
       </w:r>
       <w:r>
+        <w:rPr>
+          <w:rStyle w:val="FunctionTok"/>
+        </w:rPr>
+        <w:t xml:space="preserve">PARAMETER</w:t>
+      </w:r>
+      <w:r>
+        <w:rPr>
+          <w:rStyle w:val="NormalTok"/>
+        </w:rPr>
+        <w:t xml:space="preserve"> OneViewHost</w:t>
+      </w:r>
+      <w:r>
+        <w:br/>
+      </w:r>
+      <w:r>
+        <w:rPr>
+          <w:rStyle w:val="NormalTok"/>
+        </w:rPr>
+        <w:t xml:space="preserve">        OneView appliance associated with the active OneView session</w:t>
+      </w:r>
+      <w:r>
+        <w:rPr>
+          <w:rStyle w:val="OperatorTok"/>
+        </w:rPr>
+        <w:t xml:space="preserve">.</w:t>
+      </w:r>
+      <w:r>
         <w:br/>
       </w:r>
       <w:r>
@@ -1346,97 +1362,16 @@
         <w:rPr>
           <w:rStyle w:val="NormalTok"/>
         </w:rPr>
-        <w:t xml:space="preserve"> IloPassword</w:t>
-      </w:r>
-      <w:r>
-        <w:br/>
-      </w:r>
-      <w:r>
-        <w:rPr>
-          <w:rStyle w:val="NormalTok"/>
-        </w:rPr>
-        <w:t xml:space="preserve">        iLO password</w:t>
-      </w:r>
-      <w:r>
-        <w:rPr>
-          <w:rStyle w:val="OperatorTok"/>
-        </w:rPr>
-        <w:t xml:space="preserve">.</w:t>
-      </w:r>
-      <w:r>
-        <w:rPr>
-          <w:rStyle w:val="NormalTok"/>
-        </w:rPr>
-        <w:t xml:space="preserve"> </w:t>
-      </w:r>
-      <w:r>
-        <w:rPr>
-          <w:rStyle w:val="ControlFlowTok"/>
-        </w:rPr>
-        <w:t xml:space="preserve">If</w:t>
-      </w:r>
-      <w:r>
-        <w:rPr>
-          <w:rStyle w:val="NormalTok"/>
-        </w:rPr>
-        <w:t xml:space="preserve"> omitted on a live run</w:t>
-      </w:r>
-      <w:r>
-        <w:rPr>
-          <w:rStyle w:val="OperatorTok"/>
-        </w:rPr>
-        <w:t xml:space="preserve">,</w:t>
-      </w:r>
-      <w:r>
-        <w:rPr>
-          <w:rStyle w:val="NormalTok"/>
-        </w:rPr>
-        <w:t xml:space="preserve"> prompted interactively </w:t>
-      </w:r>
-      <w:r>
-        <w:rPr>
-          <w:rStyle w:val="OperatorTok"/>
-        </w:rPr>
-        <w:t xml:space="preserve">(</w:t>
-      </w:r>
-      <w:r>
-        <w:rPr>
-          <w:rStyle w:val="NormalTok"/>
-        </w:rPr>
-        <w:t xml:space="preserve">secure</w:t>
-      </w:r>
-      <w:r>
-        <w:br/>
-      </w:r>
-      <w:r>
-        <w:rPr>
-          <w:rStyle w:val="NormalTok"/>
-        </w:rPr>
-        <w:t xml:space="preserve">        input</w:t>
-      </w:r>
-      <w:r>
-        <w:rPr>
-          <w:rStyle w:val="OperatorTok"/>
-        </w:rPr>
-        <w:t xml:space="preserve">).</w:t>
-      </w:r>
-      <w:r>
-        <w:rPr>
-          <w:rStyle w:val="NormalTok"/>
-        </w:rPr>
-        <w:t xml:space="preserve"> Never read </w:t>
-      </w:r>
-      <w:r>
-        <w:rPr>
-          <w:rStyle w:val="KeywordTok"/>
-        </w:rPr>
-        <w:t xml:space="preserve">from</w:t>
-      </w:r>
-      <w:r>
-        <w:rPr>
-          <w:rStyle w:val="NormalTok"/>
-        </w:rPr>
-        <w:t xml:space="preserve"> config or environment</w:t>
+        <w:t xml:space="preserve"> OneViewServerName</w:t>
+      </w:r>
+      <w:r>
+        <w:br/>
+      </w:r>
+      <w:r>
+        <w:rPr>
+          <w:rStyle w:val="NormalTok"/>
+        </w:rPr>
+        <w:t xml:space="preserve">        Resolved OneView server-hardware name used to obtain the iLO SSO token</w:t>
       </w:r>
       <w:r>
         <w:rPr>

--- a/docx/dynamic-code-docs/Invoke-IloRedfish.docx
+++ b/docx/dynamic-code-docs/Invoke-IloRedfish.docx
@@ -265,7 +265,7 @@
               <w:pStyle w:val="Compact"/>
             </w:pPr>
             <w:r>
-              <w:t xml:space="preserve">Direct iLO PSCredential fallback for unmanaged servers only. Managed OneView servers use OneView iLO SSO instead.</w:t>
+              <w:t xml:space="preserve">Direct iLO PSCredential. When supplied, takes precedence over OneView SSO so the same explicit account is used for validation and deployment.</w:t>
             </w:r>
           </w:p>
         </w:tc>
@@ -1248,7 +1248,40 @@
         <w:rPr>
           <w:rStyle w:val="NormalTok"/>
         </w:rPr>
-        <w:t xml:space="preserve">        Direct iLO PSCredential fallback </w:t>
+        <w:t xml:space="preserve">        Direct iLO PSCredential</w:t>
+      </w:r>
+      <w:r>
+        <w:rPr>
+          <w:rStyle w:val="OperatorTok"/>
+        </w:rPr>
+        <w:t xml:space="preserve">.</w:t>
+      </w:r>
+      <w:r>
+        <w:rPr>
+          <w:rStyle w:val="NormalTok"/>
+        </w:rPr>
+        <w:t xml:space="preserve"> When supplied</w:t>
+      </w:r>
+      <w:r>
+        <w:rPr>
+          <w:rStyle w:val="OperatorTok"/>
+        </w:rPr>
+        <w:t xml:space="preserve">,</w:t>
+      </w:r>
+      <w:r>
+        <w:rPr>
+          <w:rStyle w:val="NormalTok"/>
+        </w:rPr>
+        <w:t xml:space="preserve"> takes precedence over OneView</w:t>
+      </w:r>
+      <w:r>
+        <w:br/>
+      </w:r>
+      <w:r>
+        <w:rPr>
+          <w:rStyle w:val="NormalTok"/>
+        </w:rPr>
+        <w:t xml:space="preserve">        SSO so the same explicit account is used </w:t>
       </w:r>
       <w:r>
         <w:rPr>
@@ -1260,28 +1293,7 @@
         <w:rPr>
           <w:rStyle w:val="NormalTok"/>
         </w:rPr>
-        <w:t xml:space="preserve"> unmanaged servers only</w:t>
-      </w:r>
-      <w:r>
-        <w:rPr>
-          <w:rStyle w:val="OperatorTok"/>
-        </w:rPr>
-        <w:t xml:space="preserve">.</w:t>
-      </w:r>
-      <w:r>
-        <w:rPr>
-          <w:rStyle w:val="NormalTok"/>
-        </w:rPr>
-        <w:t xml:space="preserve"> Managed</w:t>
-      </w:r>
-      <w:r>
-        <w:br/>
-      </w:r>
-      <w:r>
-        <w:rPr>
-          <w:rStyle w:val="NormalTok"/>
-        </w:rPr>
-        <w:t xml:space="preserve">        OneView servers use OneView iLO SSO instead</w:t>
+        <w:t xml:space="preserve"> validation and deployment</w:t>
       </w:r>
       <w:r>
         <w:rPr>
